--- a/docs/vignettes/19_linear_regression_vignette/linear_regression.docx
+++ b/docs/vignettes/19_linear_regression_vignette/linear_regression.docx
@@ -2751,7 +2751,7 @@
       <w:r>
         <w:drawing>
           <wp:inline>
-            <wp:extent cx="4572000" cy="4572000"/>
+            <wp:extent cx="4587290" cy="4587290"/>
             <wp:effectExtent b="0" l="0" r="0" t="0"/>
             <wp:docPr descr="" title="" id="22" name="Picture"/>
             <a:graphic>
@@ -2772,7 +2772,7 @@
                   <pic:spPr bwMode="auto">
                     <a:xfrm>
                       <a:off x="0" y="0"/>
-                      <a:ext cx="4572000" cy="4572000"/>
+                      <a:ext cx="4587290" cy="4587290"/>
                     </a:xfrm>
                     <a:prstGeom prst="rect">
                       <a:avLst/>
@@ -3316,7 +3316,7 @@
       <w:r>
         <w:drawing>
           <wp:inline>
-            <wp:extent cx="4572000" cy="4572000"/>
+            <wp:extent cx="4587290" cy="4587290"/>
             <wp:effectExtent b="0" l="0" r="0" t="0"/>
             <wp:docPr descr="" title="" id="26" name="Picture"/>
             <a:graphic>
@@ -3337,7 +3337,7 @@
                   <pic:spPr bwMode="auto">
                     <a:xfrm>
                       <a:off x="0" y="0"/>
-                      <a:ext cx="4572000" cy="4572000"/>
+                      <a:ext cx="4587290" cy="4587290"/>
                     </a:xfrm>
                     <a:prstGeom prst="rect">
                       <a:avLst/>
@@ -4635,7 +4635,7 @@
       <w:r>
         <w:drawing>
           <wp:inline>
-            <wp:extent cx="3200400" cy="3200400"/>
+            <wp:extent cx="3211103" cy="3211103"/>
             <wp:effectExtent b="0" l="0" r="0" t="0"/>
             <wp:docPr descr="" title="" id="42" name="Picture"/>
             <a:graphic>
@@ -4656,7 +4656,7 @@
                   <pic:spPr bwMode="auto">
                     <a:xfrm>
                       <a:off x="0" y="0"/>
-                      <a:ext cx="3200400" cy="3200400"/>
+                      <a:ext cx="3211103" cy="3211103"/>
                     </a:xfrm>
                     <a:prstGeom prst="rect">
                       <a:avLst/>
@@ -7663,7 +7663,7 @@
       <w:r>
         <w:drawing>
           <wp:inline>
-            <wp:extent cx="5486400" cy="4572000"/>
+            <wp:extent cx="5504749" cy="4587290"/>
             <wp:effectExtent b="0" l="0" r="0" t="0"/>
             <wp:docPr descr="" title="" id="67" name="Picture"/>
             <a:graphic>
@@ -7684,7 +7684,7 @@
                   <pic:spPr bwMode="auto">
                     <a:xfrm>
                       <a:off x="0" y="0"/>
-                      <a:ext cx="5486400" cy="4572000"/>
+                      <a:ext cx="5504749" cy="4587290"/>
                     </a:xfrm>
                     <a:prstGeom prst="rect">
                       <a:avLst/>
